--- a/documents/gouvernance/word/10_Reglement_interieur.docx
+++ b/documents/gouvernance/word/10_Reglement_interieur.docx
@@ -11,7 +11,7 @@
           <wp:inline distT="0" distB="0" distL="0" distR="0">
             <wp:extent cx="438150" cy="438150"/>
             <wp:effectExtent t="0" r="0" b="0" l="0"/>
-            <wp:docPr id="27" name="" descr="" title=""/>
+            <wp:docPr id="1" name="" descr="" title=""/>
             <wp:cNvGraphicFramePr>
               <a:graphicFrameLocks xmlns:a="http://schemas.openxmlformats.org/drawingml/2006/main" noChangeAspect="1"/>
             </wp:cNvGraphicFramePr>
@@ -2008,7 +2008,7 @@
         <w:t xml:space="preserve">premier palier</w:t>
       </w:r>
       <w:r>
-        <w:t xml:space="preserve"> (16 000 €) sont suivis sur une ligne dédiée et réservés à ses quatre postes : véhicule, Fonds de Premier Secours Social, équipe d'intervention, liaison et sécurité. Ils ne financent pas le fonctionnement courant.</w:t>
+        <w:t xml:space="preserve"> (18 000 €) sont suivis sur une ligne dédiée et réservés à ses quatre postes : véhicule, Fonds de Premier Secours Social, équipe d'intervention, liaison, sécurité et assurance. Ils ne financent pas le fonctionnement courant.</w:t>
       </w:r>
     </w:p>
     <w:p>
@@ -2980,7 +2980,7 @@
         <w:jc w:val="both"/>
       </w:pPr>
       <w:r>
-        <w:t xml:space="preserve">La mise à l'abri temporaire (48 heures à 15 jours au plus, article 3 des statuts) n'est déclenchée qu'une fois le dispositif activé par le Conseil d'Administration (premier palier de 16 000 € réuni, conventions hôtelières signées, bénévoles formés et assurés, fonds provisionné, véhicule assuré). Elle obéit au protocole adopté par le Conseil (document 18). Elle suppose la réunion de </w:t>
+        <w:t xml:space="preserve">La mise à l'abri temporaire (48 heures à 15 jours au plus, article 3 des statuts) n'est déclenchée qu'une fois le dispositif activé par le Conseil d'Administration (premier palier de 18 000 € réuni, conventions hôtelières signées, bénévoles formés et assurés, fonds provisionné, véhicule assuré). Elle obéit au protocole adopté par le Conseil (document 18). Elle suppose la réunion de </w:t>
       </w:r>
       <w:r>
         <w:rPr>
@@ -3710,14 +3710,77 @@
         <w:szCs w:val="13"/>
       </w:rPr>
       <w:t xml:space="preserve">	p. </w:t>
+    </w:r>
+    <w:r>
+      <w:rPr>
+        <w:color w:val="574A66"/>
+        <w:sz w:val="13"/>
+        <w:szCs w:val="13"/>
+      </w:rPr>
       <w:fldChar w:fldCharType="begin"/>
+    </w:r>
+    <w:r>
+      <w:rPr>
+        <w:color w:val="574A66"/>
+        <w:sz w:val="13"/>
+        <w:szCs w:val="13"/>
+      </w:rPr>
       <w:instrText xml:space="preserve">PAGE</w:instrText>
+    </w:r>
+    <w:r>
+      <w:rPr>
+        <w:color w:val="574A66"/>
+        <w:sz w:val="13"/>
+        <w:szCs w:val="13"/>
+      </w:rPr>
       <w:fldChar w:fldCharType="separate"/>
+    </w:r>
+    <w:r>
+      <w:rPr>
+        <w:color w:val="574A66"/>
+        <w:sz w:val="13"/>
+        <w:szCs w:val="13"/>
+      </w:rPr>
       <w:fldChar w:fldCharType="end"/>
+    </w:r>
+    <w:r>
+      <w:rPr>
+        <w:color w:val="574A66"/>
+        <w:sz w:val="13"/>
+        <w:szCs w:val="13"/>
+      </w:rPr>
       <w:t xml:space="preserve"> / </w:t>
+    </w:r>
+    <w:r>
+      <w:rPr>
+        <w:color w:val="574A66"/>
+        <w:sz w:val="13"/>
+        <w:szCs w:val="13"/>
+      </w:rPr>
       <w:fldChar w:fldCharType="begin"/>
+    </w:r>
+    <w:r>
+      <w:rPr>
+        <w:color w:val="574A66"/>
+        <w:sz w:val="13"/>
+        <w:szCs w:val="13"/>
+      </w:rPr>
       <w:instrText xml:space="preserve">NUMPAGES</w:instrText>
+    </w:r>
+    <w:r>
+      <w:rPr>
+        <w:color w:val="574A66"/>
+        <w:sz w:val="13"/>
+        <w:szCs w:val="13"/>
+      </w:rPr>
       <w:fldChar w:fldCharType="separate"/>
+    </w:r>
+    <w:r>
+      <w:rPr>
+        <w:color w:val="574A66"/>
+        <w:sz w:val="13"/>
+        <w:szCs w:val="13"/>
+      </w:rPr>
       <w:fldChar w:fldCharType="end"/>
     </w:r>
   </w:p>

--- a/documents/gouvernance/word/10_Reglement_interieur.docx
+++ b/documents/gouvernance/word/10_Reglement_interieur.docx
@@ -51,7 +51,7 @@
           <w:rFonts w:ascii="Arial" w:cs="Arial" w:eastAsia="Arial" w:hAnsi="Arial"/>
           <w:b/>
           <w:bCs/>
-          <w:color w:val="2A0E45"/>
+          <w:color w:val="4F0D70"/>
           <w:sz w:val="30"/>
           <w:szCs w:val="30"/>
         </w:rPr>
@@ -93,7 +93,7 @@
         <w:rPr>
           <w:b/>
           <w:bCs/>
-          <w:color w:val="2A0E45"/>
+          <w:color w:val="4F0D70"/>
           <w:sz w:val="40"/>
           <w:szCs w:val="40"/>
         </w:rPr>
@@ -379,7 +379,7 @@
               <w:bottom w:val="single" w:color="D9CCEF" w:sz="4"/>
               <w:right w:val="single" w:color="D9CCEF" w:sz="4"/>
             </w:tcBorders>
-            <w:shd w:fill="2A0E45" w:color="auto" w:val="clear"/>
+            <w:shd w:fill="4F0D70" w:color="auto" w:val="clear"/>
             <w:tcMar>
               <w:top w:type="dxa" w:w="60"/>
               <w:left w:type="dxa" w:w="100"/>
@@ -413,7 +413,7 @@
               <w:bottom w:val="single" w:color="D9CCEF" w:sz="4"/>
               <w:right w:val="single" w:color="D9CCEF" w:sz="4"/>
             </w:tcBorders>
-            <w:shd w:fill="2A0E45" w:color="auto" w:val="clear"/>
+            <w:shd w:fill="4F0D70" w:color="auto" w:val="clear"/>
             <w:tcMar>
               <w:top w:type="dxa" w:w="60"/>
               <w:left w:type="dxa" w:w="100"/>
@@ -447,7 +447,7 @@
               <w:bottom w:val="single" w:color="D9CCEF" w:sz="4"/>
               <w:right w:val="single" w:color="D9CCEF" w:sz="4"/>
             </w:tcBorders>
-            <w:shd w:fill="2A0E45" w:color="auto" w:val="clear"/>
+            <w:shd w:fill="4F0D70" w:color="auto" w:val="clear"/>
             <w:tcMar>
               <w:top w:type="dxa" w:w="60"/>
               <w:left w:type="dxa" w:w="100"/>
@@ -1383,7 +1383,7 @@
               <w:bottom w:val="single" w:color="D9CCEF" w:sz="4"/>
               <w:right w:val="single" w:color="D9CCEF" w:sz="4"/>
             </w:tcBorders>
-            <w:shd w:fill="2A0E45" w:color="auto" w:val="clear"/>
+            <w:shd w:fill="4F0D70" w:color="auto" w:val="clear"/>
             <w:tcMar>
               <w:top w:type="dxa" w:w="60"/>
               <w:left w:type="dxa" w:w="100"/>
@@ -1417,7 +1417,7 @@
               <w:bottom w:val="single" w:color="D9CCEF" w:sz="4"/>
               <w:right w:val="single" w:color="D9CCEF" w:sz="4"/>
             </w:tcBorders>
-            <w:shd w:fill="2A0E45" w:color="auto" w:val="clear"/>
+            <w:shd w:fill="4F0D70" w:color="auto" w:val="clear"/>
             <w:tcMar>
               <w:top w:type="dxa" w:w="60"/>
               <w:left w:type="dxa" w:w="100"/>
@@ -4212,7 +4212,7 @@
       <w:rFonts w:ascii="Arial" w:cs="Arial" w:eastAsia="Arial" w:hAnsi="Arial"/>
       <w:b/>
       <w:bCs/>
-      <w:color w:val="2A0E45"/>
+      <w:color w:val="4F0D70"/>
       <w:sz w:val="28"/>
       <w:szCs w:val="28"/>
     </w:rPr>
@@ -4250,7 +4250,7 @@
       <w:rFonts w:ascii="Arial" w:cs="Arial" w:eastAsia="Arial" w:hAnsi="Arial"/>
       <w:b/>
       <w:bCs/>
-      <w:color w:val="2A0E45"/>
+      <w:color w:val="4F0D70"/>
       <w:sz w:val="20"/>
       <w:szCs w:val="20"/>
     </w:rPr>
